--- a/Trish_Purkait.docx
+++ b/Trish_Purkait.docx
@@ -27,223 +27,8 @@
           <w:sz w:val="40"/>
           <w:szCs w:val="24"/>
         </w:rPr>
-        <mc:AlternateContent>
-          <mc:Choice Requires="wps">
-            <w:drawing>
-              <wp:anchor distT="0" distB="0" distL="114300" distR="114300" simplePos="0" relativeHeight="251661312" behindDoc="0" locked="0" layoutInCell="1" allowOverlap="1" wp14:anchorId="2FEFD8E9" wp14:editId="27C10984">
-                <wp:simplePos x="0" y="0"/>
-                <wp:positionH relativeFrom="column">
-                  <wp:posOffset>802783</wp:posOffset>
-                </wp:positionH>
-                <wp:positionV relativeFrom="paragraph">
-                  <wp:posOffset>21671</wp:posOffset>
-                </wp:positionV>
-                <wp:extent cx="0" cy="1013836"/>
-                <wp:effectExtent l="57150" t="19050" r="76200" b="91440"/>
-                <wp:wrapNone/>
-                <wp:docPr id="1462830883" name="Straight Connector 5"/>
-                <wp:cNvGraphicFramePr/>
-                <a:graphic xmlns:a="http://schemas.openxmlformats.org/drawingml/2006/main">
-                  <a:graphicData uri="http://schemas.microsoft.com/office/word/2010/wordprocessingShape">
-                    <wps:wsp>
-                      <wps:cNvCnPr/>
-                      <wps:spPr>
-                        <a:xfrm flipH="1">
-                          <a:off x="0" y="0"/>
-                          <a:ext cx="0" cy="1013836"/>
-                        </a:xfrm>
-                        <a:prstGeom prst="line">
-                          <a:avLst/>
-                        </a:prstGeom>
-                      </wps:spPr>
-                      <wps:style>
-                        <a:lnRef idx="2">
-                          <a:schemeClr val="dk1"/>
-                        </a:lnRef>
-                        <a:fillRef idx="0">
-                          <a:schemeClr val="dk1"/>
-                        </a:fillRef>
-                        <a:effectRef idx="1">
-                          <a:schemeClr val="dk1"/>
-                        </a:effectRef>
-                        <a:fontRef idx="minor">
-                          <a:schemeClr val="tx1"/>
-                        </a:fontRef>
-                      </wps:style>
-                      <wps:bodyPr/>
-                    </wps:wsp>
-                  </a:graphicData>
-                </a:graphic>
-                <wp14:sizeRelH relativeFrom="margin">
-                  <wp14:pctWidth>0</wp14:pctWidth>
-                </wp14:sizeRelH>
-                <wp14:sizeRelV relativeFrom="margin">
-                  <wp14:pctHeight>0</wp14:pctHeight>
-                </wp14:sizeRelV>
-              </wp:anchor>
-            </w:drawing>
-          </mc:Choice>
-          <mc:Fallback>
-            <w:pict>
-              <v:line w14:anchorId="2929F5BE" id="Straight Connector 5" o:spid="_x0000_s1026" style="position:absolute;flip:x;z-index:251661312;visibility:visible;mso-wrap-style:square;mso-width-percent:0;mso-height-percent:0;mso-wrap-distance-left:9pt;mso-wrap-distance-top:0;mso-wrap-distance-right:9pt;mso-wrap-distance-bottom:0;mso-position-horizontal:absolute;mso-position-horizontal-relative:text;mso-position-vertical:absolute;mso-position-vertical-relative:text;mso-width-percent:0;mso-height-percent:0;mso-width-relative:margin;mso-height-relative:margin" from="63.2pt,1.7pt" to="63.2pt,81.55pt" o:gfxdata="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" strokecolor="black [3200]" strokeweight="2pt">
-                <v:shadow on="t" color="black" opacity="24903f" origin=",.5" offset="0,.55556mm"/>
-              </v:line>
-            </w:pict>
-          </mc:Fallback>
-        </mc:AlternateContent>
-      </w:r>
-      <w:r>
-        <w:rPr>
-          <w:noProof/>
-          <w:color w:val="FF0000"/>
-          <w:sz w:val="22"/>
-          <w:szCs w:val="24"/>
-        </w:rPr>
-        <mc:AlternateContent>
-          <mc:Choice Requires="wps">
-            <w:drawing>
-              <wp:anchor distT="0" distB="0" distL="114300" distR="114300" simplePos="0" relativeHeight="251662336" behindDoc="0" locked="0" layoutInCell="1" allowOverlap="1" wp14:anchorId="62269395" wp14:editId="3D28C152">
-                <wp:simplePos x="0" y="0"/>
-                <wp:positionH relativeFrom="column">
-                  <wp:posOffset>-27337</wp:posOffset>
-                </wp:positionH>
-                <wp:positionV relativeFrom="paragraph">
-                  <wp:posOffset>10448</wp:posOffset>
-                </wp:positionV>
-                <wp:extent cx="843337" cy="0"/>
-                <wp:effectExtent l="38100" t="38100" r="71120" b="95250"/>
-                <wp:wrapNone/>
-                <wp:docPr id="1432932060" name="Straight Connector 6"/>
-                <wp:cNvGraphicFramePr/>
-                <a:graphic xmlns:a="http://schemas.openxmlformats.org/drawingml/2006/main">
-                  <a:graphicData uri="http://schemas.microsoft.com/office/word/2010/wordprocessingShape">
-                    <wps:wsp>
-                      <wps:cNvCnPr/>
-                      <wps:spPr>
-                        <a:xfrm>
-                          <a:off x="0" y="0"/>
-                          <a:ext cx="843337" cy="0"/>
-                        </a:xfrm>
-                        <a:prstGeom prst="line">
-                          <a:avLst/>
-                        </a:prstGeom>
-                      </wps:spPr>
-                      <wps:style>
-                        <a:lnRef idx="2">
-                          <a:schemeClr val="dk1"/>
-                        </a:lnRef>
-                        <a:fillRef idx="0">
-                          <a:schemeClr val="dk1"/>
-                        </a:fillRef>
-                        <a:effectRef idx="1">
-                          <a:schemeClr val="dk1"/>
-                        </a:effectRef>
-                        <a:fontRef idx="minor">
-                          <a:schemeClr val="tx1"/>
-                        </a:fontRef>
-                      </wps:style>
-                      <wps:bodyPr/>
-                    </wps:wsp>
-                  </a:graphicData>
-                </a:graphic>
-                <wp14:sizeRelH relativeFrom="margin">
-                  <wp14:pctWidth>0</wp14:pctWidth>
-                </wp14:sizeRelH>
-                <wp14:sizeRelV relativeFrom="margin">
-                  <wp14:pctHeight>0</wp14:pctHeight>
-                </wp14:sizeRelV>
-              </wp:anchor>
-            </w:drawing>
-          </mc:Choice>
-          <mc:Fallback>
-            <w:pict>
-              <v:line w14:anchorId="05EB9147" id="Straight Connector 6" o:spid="_x0000_s1026" style="position:absolute;z-index:251662336;visibility:visible;mso-wrap-style:square;mso-width-percent:0;mso-height-percent:0;mso-wrap-distance-left:9pt;mso-wrap-distance-top:0;mso-wrap-distance-right:9pt;mso-wrap-distance-bottom:0;mso-position-horizontal:absolute;mso-position-horizontal-relative:text;mso-position-vertical:absolute;mso-position-vertical-relative:text;mso-width-percent:0;mso-height-percent:0;mso-width-relative:margin;mso-height-relative:margin" from="-2.15pt,.8pt" to="64.25pt,.8pt" o:gfxdata="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" strokecolor="black [3200]" strokeweight="2pt">
-                <v:shadow on="t" color="black" opacity="24903f" origin=",.5" offset="0,.55556mm"/>
-              </v:line>
-            </w:pict>
-          </mc:Fallback>
-        </mc:AlternateContent>
-      </w:r>
-      <w:r>
-        <w:rPr>
-          <w:b/>
-          <w:noProof/>
-          <w:color w:val="000000"/>
-          <w:sz w:val="40"/>
-          <w:szCs w:val="24"/>
-        </w:rPr>
-        <mc:AlternateContent>
-          <mc:Choice Requires="wps">
-            <w:drawing>
-              <wp:anchor distT="0" distB="0" distL="114300" distR="114300" simplePos="0" relativeHeight="251659264" behindDoc="0" locked="0" layoutInCell="1" allowOverlap="1" wp14:anchorId="2C91E841" wp14:editId="0312B4D2">
-                <wp:simplePos x="0" y="0"/>
-                <wp:positionH relativeFrom="column">
-                  <wp:posOffset>-18053</wp:posOffset>
-                </wp:positionH>
-                <wp:positionV relativeFrom="paragraph">
-                  <wp:posOffset>4827</wp:posOffset>
-                </wp:positionV>
-                <wp:extent cx="3891" cy="1039407"/>
-                <wp:effectExtent l="57150" t="19050" r="72390" b="85090"/>
-                <wp:wrapNone/>
-                <wp:docPr id="773357177" name="Straight Connector 3"/>
-                <wp:cNvGraphicFramePr/>
-                <a:graphic xmlns:a="http://schemas.openxmlformats.org/drawingml/2006/main">
-                  <a:graphicData uri="http://schemas.microsoft.com/office/word/2010/wordprocessingShape">
-                    <wps:wsp>
-                      <wps:cNvCnPr/>
-                      <wps:spPr>
-                        <a:xfrm>
-                          <a:off x="0" y="0"/>
-                          <a:ext cx="3891" cy="1039407"/>
-                        </a:xfrm>
-                        <a:prstGeom prst="line">
-                          <a:avLst/>
-                        </a:prstGeom>
-                      </wps:spPr>
-                      <wps:style>
-                        <a:lnRef idx="2">
-                          <a:schemeClr val="dk1"/>
-                        </a:lnRef>
-                        <a:fillRef idx="0">
-                          <a:schemeClr val="dk1"/>
-                        </a:fillRef>
-                        <a:effectRef idx="1">
-                          <a:schemeClr val="dk1"/>
-                        </a:effectRef>
-                        <a:fontRef idx="minor">
-                          <a:schemeClr val="tx1"/>
-                        </a:fontRef>
-                      </wps:style>
-                      <wps:bodyPr/>
-                    </wps:wsp>
-                  </a:graphicData>
-                </a:graphic>
-                <wp14:sizeRelV relativeFrom="margin">
-                  <wp14:pctHeight>0</wp14:pctHeight>
-                </wp14:sizeRelV>
-              </wp:anchor>
-            </w:drawing>
-          </mc:Choice>
-          <mc:Fallback>
-            <w:pict>
-              <v:line w14:anchorId="7BC55CFE" id="Straight Connector 3" o:spid="_x0000_s1026" style="position:absolute;z-index:251659264;visibility:visible;mso-wrap-style:square;mso-height-percent:0;mso-wrap-distance-left:9pt;mso-wrap-distance-top:0;mso-wrap-distance-right:9pt;mso-wrap-distance-bottom:0;mso-position-horizontal:absolute;mso-position-horizontal-relative:text;mso-position-vertical:absolute;mso-position-vertical-relative:text;mso-height-percent:0;mso-height-relative:margin" from="-1.4pt,.4pt" to="-1.1pt,82.25pt" o:gfxdata="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" strokecolor="black [3200]" strokeweight="2pt">
-                <v:shadow on="t" color="black" opacity="24903f" origin=",.5" offset="0,.55556mm"/>
-              </v:line>
-            </w:pict>
-          </mc:Fallback>
-        </mc:AlternateContent>
-      </w:r>
-      <w:r>
-        <w:rPr>
-          <w:b/>
-          <w:noProof/>
-          <w:color w:val="000000"/>
-          <w:sz w:val="40"/>
-          <w:szCs w:val="24"/>
-        </w:rPr>
         <w:drawing>
-          <wp:anchor distT="0" distB="0" distL="114300" distR="114300" simplePos="0" relativeHeight="251658240" behindDoc="1" locked="0" layoutInCell="1" allowOverlap="1" wp14:anchorId="5D8AD5BE" wp14:editId="5F1AA51D">
+          <wp:anchor distT="0" distB="0" distL="114300" distR="114300" simplePos="0" relativeHeight="251658240" behindDoc="1" locked="0" layoutInCell="1" allowOverlap="1" wp14:anchorId="5D8AD5BE" wp14:editId="6E90E44A">
             <wp:simplePos x="0" y="0"/>
             <wp:positionH relativeFrom="column">
               <wp:posOffset>2114</wp:posOffset>
@@ -252,14 +37,14 @@
               <wp:posOffset>6985</wp:posOffset>
             </wp:positionV>
             <wp:extent cx="811530" cy="1019810"/>
-            <wp:effectExtent l="0" t="0" r="7620" b="8890"/>
+            <wp:effectExtent l="38100" t="38100" r="45720" b="46990"/>
             <wp:wrapTight wrapText="bothSides">
               <wp:wrapPolygon edited="0">
-                <wp:start x="0" y="0"/>
-                <wp:lineTo x="0" y="21385"/>
-                <wp:lineTo x="21296" y="21385"/>
-                <wp:lineTo x="21296" y="0"/>
-                <wp:lineTo x="0" y="0"/>
+                <wp:start x="-1014" y="-807"/>
+                <wp:lineTo x="-1014" y="22192"/>
+                <wp:lineTo x="22310" y="22192"/>
+                <wp:lineTo x="22310" y="-807"/>
+                <wp:lineTo x="-1014" y="-807"/>
               </wp:wrapPolygon>
             </wp:wrapTight>
             <wp:docPr id="422857529" name="Picture 2" descr="A person in a white shirt and tie&#10;&#10;AI-generated content may be incorrect."/>
@@ -288,8 +73,10 @@
                     <a:prstGeom prst="rect">
                       <a:avLst/>
                     </a:prstGeom>
-                    <a:ln>
-                      <a:noFill/>
+                    <a:ln w="28575">
+                      <a:solidFill>
+                        <a:schemeClr val="tx1"/>
+                      </a:solidFill>
                     </a:ln>
                     <a:extLst>
                       <a:ext uri="{53640926-AAD7-44D8-BBD7-CCE9431645EC}">
@@ -420,23 +207,7 @@
             <w:color w:val="365F91" w:themeColor="accent1" w:themeShade="BF"/>
             <w:sz w:val="20"/>
           </w:rPr>
-          <w:t>trishpurkait.git</w:t>
-        </w:r>
-        <w:r>
-          <w:rPr>
-            <w:rStyle w:val="Hyperlink"/>
-            <w:color w:val="365F91" w:themeColor="accent1" w:themeShade="BF"/>
-            <w:sz w:val="20"/>
-          </w:rPr>
-          <w:t>h</w:t>
-        </w:r>
-        <w:r>
-          <w:rPr>
-            <w:rStyle w:val="Hyperlink"/>
-            <w:color w:val="365F91" w:themeColor="accent1" w:themeShade="BF"/>
-            <w:sz w:val="20"/>
-          </w:rPr>
-          <w:t>ub.io/Portfolio</w:t>
+          <w:t>trishpurkait.github.io/Portfolio</w:t>
         </w:r>
       </w:hyperlink>
       <w:r>
@@ -539,79 +310,6 @@
           <w:szCs w:val="24"/>
         </w:rPr>
       </w:pPr>
-      <w:r>
-        <w:rPr>
-          <w:b/>
-          <w:noProof/>
-          <w:color w:val="1F4E79"/>
-          <w:sz w:val="22"/>
-          <w:szCs w:val="24"/>
-        </w:rPr>
-        <mc:AlternateContent>
-          <mc:Choice Requires="wps">
-            <w:drawing>
-              <wp:anchor distT="0" distB="0" distL="114300" distR="114300" simplePos="0" relativeHeight="251660288" behindDoc="0" locked="0" layoutInCell="1" allowOverlap="1" wp14:anchorId="5E1F12E5" wp14:editId="030E2B36">
-                <wp:simplePos x="0" y="0"/>
-                <wp:positionH relativeFrom="column">
-                  <wp:posOffset>-22860</wp:posOffset>
-                </wp:positionH>
-                <wp:positionV relativeFrom="paragraph">
-                  <wp:posOffset>87630</wp:posOffset>
-                </wp:positionV>
-                <wp:extent cx="828675" cy="0"/>
-                <wp:effectExtent l="38100" t="38100" r="66675" b="95250"/>
-                <wp:wrapNone/>
-                <wp:docPr id="47737033" name="Straight Connector 4"/>
-                <wp:cNvGraphicFramePr/>
-                <a:graphic xmlns:a="http://schemas.openxmlformats.org/drawingml/2006/main">
-                  <a:graphicData uri="http://schemas.microsoft.com/office/word/2010/wordprocessingShape">
-                    <wps:wsp>
-                      <wps:cNvCnPr/>
-                      <wps:spPr>
-                        <a:xfrm>
-                          <a:off x="0" y="0"/>
-                          <a:ext cx="828675" cy="0"/>
-                        </a:xfrm>
-                        <a:prstGeom prst="line">
-                          <a:avLst/>
-                        </a:prstGeom>
-                      </wps:spPr>
-                      <wps:style>
-                        <a:lnRef idx="2">
-                          <a:schemeClr val="dk1"/>
-                        </a:lnRef>
-                        <a:fillRef idx="0">
-                          <a:schemeClr val="dk1"/>
-                        </a:fillRef>
-                        <a:effectRef idx="1">
-                          <a:schemeClr val="dk1"/>
-                        </a:effectRef>
-                        <a:fontRef idx="minor">
-                          <a:schemeClr val="tx1"/>
-                        </a:fontRef>
-                      </wps:style>
-                      <wps:bodyPr/>
-                    </wps:wsp>
-                  </a:graphicData>
-                </a:graphic>
-                <wp14:sizeRelH relativeFrom="margin">
-                  <wp14:pctWidth>0</wp14:pctWidth>
-                </wp14:sizeRelH>
-                <wp14:sizeRelV relativeFrom="margin">
-                  <wp14:pctHeight>0</wp14:pctHeight>
-                </wp14:sizeRelV>
-              </wp:anchor>
-            </w:drawing>
-          </mc:Choice>
-          <mc:Fallback>
-            <w:pict>
-              <v:line w14:anchorId="44B2490E" id="Straight Connector 4" o:spid="_x0000_s1026" style="position:absolute;z-index:251660288;visibility:visible;mso-wrap-style:square;mso-width-percent:0;mso-height-percent:0;mso-wrap-distance-left:9pt;mso-wrap-distance-top:0;mso-wrap-distance-right:9pt;mso-wrap-distance-bottom:0;mso-position-horizontal:absolute;mso-position-horizontal-relative:text;mso-position-vertical:absolute;mso-position-vertical-relative:text;mso-width-percent:0;mso-height-percent:0;mso-width-relative:margin;mso-height-relative:margin" from="-1.8pt,6.9pt" to="63.45pt,6.9pt" o:gfxdata="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" strokecolor="black [3200]" strokeweight="2pt">
-                <v:shadow on="t" color="black" opacity="24903f" origin=",.5" offset="0,.55556mm"/>
-              </v:line>
-            </w:pict>
-          </mc:Fallback>
-        </mc:AlternateContent>
-      </w:r>
     </w:p>
     <w:p>
       <w:pPr>
@@ -651,25 +349,7 @@
           <w:sz w:val="22"/>
           <w:szCs w:val="24"/>
         </w:rPr>
-        <w:t xml:space="preserve">AI/ML and Generative AI-focused Computer Science and Engineering </w:t>
-      </w:r>
-      <w:proofErr w:type="gramStart"/>
-      <w:r>
-        <w:rPr>
-          <w:color w:val="000000"/>
-          <w:sz w:val="22"/>
-          <w:szCs w:val="24"/>
-        </w:rPr>
-        <w:t>student</w:t>
-      </w:r>
-      <w:proofErr w:type="gramEnd"/>
-      <w:r>
-        <w:rPr>
-          <w:color w:val="000000"/>
-          <w:sz w:val="22"/>
-          <w:szCs w:val="24"/>
-        </w:rPr>
-        <w:t xml:space="preserve"> skilled in Python, </w:t>
+        <w:t xml:space="preserve">AI/ML and Generative AI-focused Computer Science and Engineering student skilled in Python, </w:t>
       </w:r>
       <w:r>
         <w:rPr>
@@ -827,6 +507,7 @@
         </w:rPr>
         <w:t xml:space="preserve">• </w:t>
       </w:r>
+      <w:proofErr w:type="spellStart"/>
       <w:r>
         <w:rPr>
           <w:b/>
@@ -834,7 +515,17 @@
           <w:sz w:val="22"/>
           <w:szCs w:val="24"/>
         </w:rPr>
-        <w:t>MediQuery: Production-Style Conversational Medical RAG System</w:t>
+        <w:t>MediQuery</w:t>
+      </w:r>
+      <w:proofErr w:type="spellEnd"/>
+      <w:r>
+        <w:rPr>
+          <w:b/>
+          <w:color w:val="000000"/>
+          <w:sz w:val="22"/>
+          <w:szCs w:val="24"/>
+        </w:rPr>
+        <w:t>: Production-Style Conversational Medical RAG System</w:t>
       </w:r>
       <w:r>
         <w:rPr>
